--- a/Working Folder/4 Raymond Mok 莫健儿 - Cycle of Destiny 圆来缘去/Errata_4. Cycles of Destiny v3.docx
+++ b/Working Folder/4 Raymond Mok 莫健儿 - Cycle of Destiny 圆来缘去/Errata_4. Cycles of Destiny v3.docx
@@ -1,6 +1,6 @@
 
 <file path=word/document.xml><?xml version="1.0" encoding="utf-8"?>
-<w:document xmlns:wpc="http://schemas.microsoft.com/office/word/2010/wordprocessingCanvas" xmlns:cx="http://schemas.microsoft.com/office/drawing/2014/chartex" xmlns:cx1="http://schemas.microsoft.com/office/drawing/2015/9/8/chartex" xmlns:cx2="http://schemas.microsoft.com/office/drawing/2015/10/21/chartex" xmlns:cx3="http://schemas.microsoft.com/office/drawing/2016/5/9/chartex" xmlns:cx4="http://schemas.microsoft.com/office/drawing/2016/5/10/chartex" xmlns:cx5="http://schemas.microsoft.com/office/drawing/2016/5/11/chartex" xmlns:cx6="http://schemas.microsoft.com/office/drawing/2016/5/12/chartex" xmlns:cx7="http://schemas.microsoft.com/office/drawing/2016/5/13/chartex" xmlns:cx8="http://schemas.microsoft.com/office/drawing/2016/5/14/chartex" xmlns:mc="http://schemas.openxmlformats.org/markup-compatibility/2006" xmlns:aink="http://schemas.microsoft.com/office/drawing/2016/ink" xmlns:am3d="http://schemas.microsoft.com/office/drawing/2017/model3d" xmlns:o="urn:schemas-microsoft-com:office:office" xmlns:r="http://schemas.openxmlformats.org/officeDocument/2006/relationships" xmlns:m="http://schemas.openxmlformats.org/officeDocument/2006/math" xmlns:v="urn:schemas-microsoft-com:vml" xmlns:wp14="http://schemas.microsoft.com/office/word/2010/wordprocessingDrawing" xmlns:wp="http://schemas.openxmlformats.org/drawingml/2006/wordprocessingDrawing" xmlns:w10="urn:schemas-microsoft-com:office:word" xmlns:w="http://schemas.openxmlformats.org/wordprocessingml/2006/main" xmlns:w14="http://schemas.microsoft.com/office/word/2010/wordml" xmlns:w15="http://schemas.microsoft.com/office/word/2012/wordml" xmlns:w16cid="http://schemas.microsoft.com/office/word/2016/wordml/cid" xmlns:w16se="http://schemas.microsoft.com/office/word/2015/wordml/symex" xmlns:wpg="http://schemas.microsoft.com/office/word/2010/wordprocessingGroup" xmlns:wpi="http://schemas.microsoft.com/office/word/2010/wordprocessingInk" xmlns:wne="http://schemas.microsoft.com/office/word/2006/wordml" xmlns:wps="http://schemas.microsoft.com/office/word/2010/wordprocessingShape" mc:Ignorable="w14 w15 w16se w16cid wp14">
+<w:document xmlns:wpc="http://schemas.microsoft.com/office/word/2010/wordprocessingCanvas" xmlns:cx="http://schemas.microsoft.com/office/drawing/2014/chartex" xmlns:cx1="http://schemas.microsoft.com/office/drawing/2015/9/8/chartex" xmlns:cx2="http://schemas.microsoft.com/office/drawing/2015/10/21/chartex" xmlns:cx3="http://schemas.microsoft.com/office/drawing/2016/5/9/chartex" xmlns:cx4="http://schemas.microsoft.com/office/drawing/2016/5/10/chartex" xmlns:cx5="http://schemas.microsoft.com/office/drawing/2016/5/11/chartex" xmlns:cx6="http://schemas.microsoft.com/office/drawing/2016/5/12/chartex" xmlns:cx7="http://schemas.microsoft.com/office/drawing/2016/5/13/chartex" xmlns:cx8="http://schemas.microsoft.com/office/drawing/2016/5/14/chartex" xmlns:mc="http://schemas.openxmlformats.org/markup-compatibility/2006" xmlns:aink="http://schemas.microsoft.com/office/drawing/2016/ink" xmlns:am3d="http://schemas.microsoft.com/office/drawing/2017/model3d" xmlns:o="urn:schemas-microsoft-com:office:office" xmlns:oel="http://schemas.microsoft.com/office/2019/extlst" xmlns:r="http://schemas.openxmlformats.org/officeDocument/2006/relationships" xmlns:m="http://schemas.openxmlformats.org/officeDocument/2006/math" xmlns:v="urn:schemas-microsoft-com:vml" xmlns:wp14="http://schemas.microsoft.com/office/word/2010/wordprocessingDrawing" xmlns:wp="http://schemas.openxmlformats.org/drawingml/2006/wordprocessingDrawing" xmlns:w10="urn:schemas-microsoft-com:office:word" xmlns:w="http://schemas.openxmlformats.org/wordprocessingml/2006/main" xmlns:w14="http://schemas.microsoft.com/office/word/2010/wordml" xmlns:w15="http://schemas.microsoft.com/office/word/2012/wordml" xmlns:w16cex="http://schemas.microsoft.com/office/word/2018/wordml/cex" xmlns:w16cid="http://schemas.microsoft.com/office/word/2016/wordml/cid" xmlns:w16="http://schemas.microsoft.com/office/word/2018/wordml" xmlns:w16du="http://schemas.microsoft.com/office/word/2023/wordml/word16du" xmlns:w16sdtdh="http://schemas.microsoft.com/office/word/2020/wordml/sdtdatahash" xmlns:w16se="http://schemas.microsoft.com/office/word/2015/wordml/symex" xmlns:wpg="http://schemas.microsoft.com/office/word/2010/wordprocessingGroup" xmlns:wpi="http://schemas.microsoft.com/office/word/2010/wordprocessingInk" xmlns:wne="http://schemas.microsoft.com/office/word/2006/wordml" xmlns:wps="http://schemas.microsoft.com/office/word/2010/wordprocessingShape" mc:Ignorable="w14 w15 w16se w16cid w16 w16cex w16sdtdh w16du wp14">
   <w:body>
     <w:p>
       <w:pPr>
@@ -35,16 +35,8 @@
         <w:rPr>
           <w:rFonts w:ascii="Arial" w:hAnsi="Arial"/>
         </w:rPr>
-        <w:t xml:space="preserve">Raymond </w:t>
+        <w:t>Raymond Mok</w:t>
       </w:r>
-      <w:proofErr w:type="spellStart"/>
-      <w:r>
-        <w:rPr>
-          <w:rFonts w:ascii="Arial" w:hAnsi="Arial"/>
-        </w:rPr>
-        <w:t>Mok</w:t>
-      </w:r>
-      <w:proofErr w:type="spellEnd"/>
       <w:r>
         <w:rPr>
           <w:rFonts w:ascii="Arial" w:hAnsi="Arial"/>
@@ -227,14 +219,12 @@
               <w:pStyle w:val="TableParagraph"/>
               <w:ind w:left="118" w:right="131" w:hanging="1"/>
             </w:pPr>
-            <w:proofErr w:type="spellStart"/>
             <w:r>
               <w:rPr>
                 <w:spacing w:val="-2"/>
               </w:rPr>
               <w:t>Reh</w:t>
             </w:r>
-            <w:proofErr w:type="spellEnd"/>
             <w:r>
               <w:rPr>
                 <w:spacing w:val="-2"/>
@@ -323,6 +313,12 @@
               <w:pStyle w:val="TableParagraph"/>
               <w:ind w:left="119"/>
             </w:pPr>
+            <w:r>
+              <w:rPr>
+                <w:rFonts w:ascii="Segoe UI Symbol" w:hAnsi="Segoe UI Symbol" w:cs="Segoe UI Symbol"/>
+              </w:rPr>
+              <w:t>✓</w:t>
+            </w:r>
           </w:p>
         </w:tc>
         <w:tc>
@@ -425,6 +421,12 @@
               <w:pStyle w:val="TableParagraph"/>
               <w:ind w:left="119"/>
             </w:pPr>
+            <w:r>
+              <w:rPr>
+                <w:rFonts w:ascii="Segoe UI Symbol" w:hAnsi="Segoe UI Symbol" w:cs="Segoe UI Symbol"/>
+              </w:rPr>
+              <w:t>✓</w:t>
+            </w:r>
           </w:p>
         </w:tc>
         <w:tc>
@@ -524,6 +526,18 @@
             <w:proofErr w:type="spellEnd"/>
             <w:r>
               <w:t xml:space="preserve"> text redundant since there is already a tie?</w:t>
+            </w:r>
+          </w:p>
+          <w:p>
+            <w:pPr>
+              <w:pStyle w:val="TableParagraph"/>
+              <w:ind w:left="119"/>
+            </w:pPr>
+            <w:r>
+              <w:rPr>
+                <w:color w:val="FF6699"/>
+              </w:rPr>
+              <w:t>It is - however we can put it in this first instance and remove it in future instances.</w:t>
             </w:r>
           </w:p>
         </w:tc>
@@ -544,6 +558,12 @@
               <w:pStyle w:val="TableParagraph"/>
               <w:ind w:left="119"/>
             </w:pPr>
+            <w:r>
+              <w:rPr>
+                <w:rFonts w:ascii="Segoe UI Symbol" w:hAnsi="Segoe UI Symbol" w:cs="Segoe UI Symbol"/>
+              </w:rPr>
+              <w:t>✓</w:t>
+            </w:r>
           </w:p>
         </w:tc>
         <w:tc>
@@ -647,6 +667,12 @@
               <w:pStyle w:val="TableParagraph"/>
               <w:ind w:left="119"/>
             </w:pPr>
+            <w:r>
+              <w:rPr>
+                <w:rFonts w:ascii="Segoe UI Symbol" w:hAnsi="Segoe UI Symbol" w:cs="Segoe UI Symbol"/>
+              </w:rPr>
+              <w:t>✓</w:t>
+            </w:r>
           </w:p>
         </w:tc>
         <w:tc>
@@ -736,15 +762,7 @@
               <w:ind w:left="119"/>
             </w:pPr>
             <w:r>
-              <w:t xml:space="preserve">Is there a reason for </w:t>
-            </w:r>
-            <w:proofErr w:type="spellStart"/>
-            <w:r>
-              <w:t>arco</w:t>
-            </w:r>
-            <w:proofErr w:type="spellEnd"/>
-            <w:r>
-              <w:t xml:space="preserve"> being far away from note?</w:t>
+              <w:t>Is there a reason for arco being far away from note?</w:t>
             </w:r>
           </w:p>
         </w:tc>
@@ -765,6 +783,12 @@
               <w:pStyle w:val="TableParagraph"/>
               <w:ind w:left="119"/>
             </w:pPr>
+            <w:r>
+              <w:rPr>
+                <w:rFonts w:ascii="Segoe UI Symbol" w:hAnsi="Segoe UI Symbol" w:cs="Segoe UI Symbol"/>
+              </w:rPr>
+              <w:t>✓</w:t>
+            </w:r>
           </w:p>
         </w:tc>
         <w:tc>
@@ -868,6 +892,12 @@
               <w:pStyle w:val="TableParagraph"/>
               <w:ind w:left="119"/>
             </w:pPr>
+            <w:r>
+              <w:rPr>
+                <w:rFonts w:ascii="Segoe UI Symbol" w:hAnsi="Segoe UI Symbol" w:cs="Segoe UI Symbol"/>
+              </w:rPr>
+              <w:t>✓</w:t>
+            </w:r>
           </w:p>
         </w:tc>
         <w:tc>
@@ -973,6 +1003,12 @@
               <w:pStyle w:val="TableParagraph"/>
               <w:ind w:left="119"/>
             </w:pPr>
+            <w:r>
+              <w:rPr>
+                <w:rFonts w:ascii="Segoe UI Symbol" w:hAnsi="Segoe UI Symbol" w:cs="Segoe UI Symbol"/>
+              </w:rPr>
+              <w:t>✓</w:t>
+            </w:r>
           </w:p>
         </w:tc>
         <w:tc>
@@ -1083,6 +1119,12 @@
               <w:pStyle w:val="TableParagraph"/>
               <w:ind w:left="119"/>
             </w:pPr>
+            <w:r>
+              <w:rPr>
+                <w:rFonts w:ascii="Segoe UI Symbol" w:hAnsi="Segoe UI Symbol" w:cs="Segoe UI Symbol"/>
+              </w:rPr>
+              <w:t>✓</w:t>
+            </w:r>
           </w:p>
         </w:tc>
         <w:tc>
@@ -1201,6 +1243,12 @@
               <w:pStyle w:val="TableParagraph"/>
               <w:ind w:left="119"/>
             </w:pPr>
+            <w:r>
+              <w:rPr>
+                <w:rFonts w:ascii="Segoe UI Symbol" w:hAnsi="Segoe UI Symbol" w:cs="Segoe UI Symbol"/>
+              </w:rPr>
+              <w:t>✓</w:t>
+            </w:r>
           </w:p>
         </w:tc>
         <w:tc>
@@ -1301,6 +1349,12 @@
               <w:pStyle w:val="TableParagraph"/>
               <w:ind w:left="119"/>
             </w:pPr>
+            <w:r>
+              <w:rPr>
+                <w:rFonts w:ascii="Segoe UI Symbol" w:hAnsi="Segoe UI Symbol" w:cs="Segoe UI Symbol"/>
+              </w:rPr>
+              <w:t>✓</w:t>
+            </w:r>
           </w:p>
         </w:tc>
         <w:tc>
@@ -1380,19 +1434,39 @@
               <w:ind w:left="119"/>
             </w:pPr>
             <w:r>
-              <w:t>Two staves mean div.? Or is this a grand staff? If grand staff, take note of dynamics position, should be between or below which staff?</w:t>
-            </w:r>
-            <w:r>
-              <w:t xml:space="preserve"> </w:t>
-            </w:r>
-            <w:r>
-              <w:t xml:space="preserve">If divisi, both staves need their own dynamics. </w:t>
-            </w:r>
-            <w:r>
-              <w:t>There are instances of different dynamic positions used</w:t>
-            </w:r>
-            <w:r>
-              <w:t>.</w:t>
+              <w:t>Two staves mean div.? Or is this a grand staff? If grand staff, take note of dynamics position, should be between or below which staff? If divisi, both staves need their own dynamics. There are instances of different dynamic positions used.</w:t>
+            </w:r>
+          </w:p>
+          <w:p>
+            <w:pPr>
+              <w:pStyle w:val="TableParagraph"/>
+              <w:ind w:left="119"/>
+            </w:pPr>
+            <w:r>
+              <w:rPr>
+                <w:color w:val="FF6699"/>
+              </w:rPr>
+              <w:t xml:space="preserve">In this case, it's a grand staff as </w:t>
+            </w:r>
+            <w:proofErr w:type="spellStart"/>
+            <w:r>
+              <w:rPr>
+                <w:color w:val="FF6699"/>
+              </w:rPr>
+              <w:t>non div</w:t>
+            </w:r>
+            <w:proofErr w:type="spellEnd"/>
+            <w:r>
+              <w:rPr>
+                <w:color w:val="FF6699"/>
+              </w:rPr>
+              <w:t>, unlike YQ which is div. YQ has dynamics for each staff, while PP has a single dynamic for both.</w:t>
+            </w:r>
+            <w:r>
+              <w:rPr>
+                <w:color w:val="FF6699"/>
+              </w:rPr>
+              <w:t xml:space="preserve"> Have resolved where it doesn't match.</w:t>
             </w:r>
           </w:p>
         </w:tc>
@@ -1413,6 +1487,12 @@
               <w:pStyle w:val="TableParagraph"/>
               <w:ind w:left="119"/>
             </w:pPr>
+            <w:r>
+              <w:rPr>
+                <w:rFonts w:ascii="Segoe UI Symbol" w:hAnsi="Segoe UI Symbol" w:cs="Segoe UI Symbol"/>
+              </w:rPr>
+              <w:t>✓</w:t>
+            </w:r>
           </w:p>
         </w:tc>
         <w:tc>
@@ -1513,6 +1593,12 @@
               <w:pStyle w:val="TableParagraph"/>
               <w:ind w:left="119"/>
             </w:pPr>
+            <w:r>
+              <w:rPr>
+                <w:rFonts w:ascii="Segoe UI Symbol" w:hAnsi="Segoe UI Symbol" w:cs="Segoe UI Symbol"/>
+              </w:rPr>
+              <w:t>✓</w:t>
+            </w:r>
           </w:p>
         </w:tc>
         <w:tc>
@@ -1613,6 +1699,12 @@
               <w:pStyle w:val="TableParagraph"/>
               <w:ind w:left="119"/>
             </w:pPr>
+            <w:r>
+              <w:rPr>
+                <w:rFonts w:ascii="Segoe UI Symbol" w:hAnsi="Segoe UI Symbol" w:cs="Segoe UI Symbol"/>
+              </w:rPr>
+              <w:t>✓</w:t>
+            </w:r>
           </w:p>
         </w:tc>
         <w:tc>
@@ -1723,6 +1815,12 @@
               <w:pStyle w:val="TableParagraph"/>
               <w:ind w:left="119"/>
             </w:pPr>
+            <w:r>
+              <w:rPr>
+                <w:rFonts w:ascii="Segoe UI Symbol" w:hAnsi="Segoe UI Symbol" w:cs="Segoe UI Symbol"/>
+              </w:rPr>
+              <w:t>✓</w:t>
+            </w:r>
           </w:p>
         </w:tc>
         <w:tc>
@@ -1824,10 +1922,7 @@
             </w:r>
             <w:proofErr w:type="spellEnd"/>
             <w:r>
-              <w:t xml:space="preserve">, </w:t>
-            </w:r>
-            <w:r>
-              <w:t xml:space="preserve">use </w:t>
+              <w:t xml:space="preserve">, use </w:t>
             </w:r>
             <w:proofErr w:type="spellStart"/>
             <w:r>
@@ -1843,10 +1938,7 @@
             </w:r>
             <w:proofErr w:type="spellEnd"/>
             <w:r>
-              <w:t xml:space="preserve"> (or GYSN)</w:t>
-            </w:r>
-            <w:r>
-              <w:t xml:space="preserve"> as established beforehand</w:t>
+              <w:t xml:space="preserve"> (or GYSN) as established beforehand</w:t>
             </w:r>
           </w:p>
         </w:tc>
@@ -1867,6 +1959,12 @@
               <w:pStyle w:val="TableParagraph"/>
               <w:ind w:left="119"/>
             </w:pPr>
+            <w:r>
+              <w:rPr>
+                <w:rFonts w:ascii="Segoe UI Symbol" w:hAnsi="Segoe UI Symbol" w:cs="Segoe UI Symbol"/>
+              </w:rPr>
+              <w:t>✓</w:t>
+            </w:r>
           </w:p>
         </w:tc>
         <w:tc>
@@ -1955,19 +2053,29 @@
               <w:ind w:left="119"/>
             </w:pPr>
             <w:r>
-              <w:t xml:space="preserve">Not alto suona, </w:t>
-            </w:r>
-            <w:r>
-              <w:t xml:space="preserve">use </w:t>
+              <w:t xml:space="preserve">Not alto </w:t>
             </w:r>
             <w:proofErr w:type="spellStart"/>
             <w:r>
+              <w:t>suona</w:t>
+            </w:r>
+            <w:proofErr w:type="spellEnd"/>
+            <w:r>
+              <w:t xml:space="preserve">, use </w:t>
+            </w:r>
+            <w:proofErr w:type="spellStart"/>
+            <w:r>
               <w:t>zhongyin</w:t>
             </w:r>
             <w:proofErr w:type="spellEnd"/>
             <w:r>
-              <w:t xml:space="preserve"> suona</w:t>
-            </w:r>
+              <w:t xml:space="preserve"> </w:t>
+            </w:r>
+            <w:proofErr w:type="spellStart"/>
+            <w:r>
+              <w:t>suona</w:t>
+            </w:r>
+            <w:proofErr w:type="spellEnd"/>
             <w:r>
               <w:t xml:space="preserve"> (or ZYSN)</w:t>
             </w:r>
@@ -1996,6 +2104,7 @@
               <w:ind w:left="119"/>
             </w:pPr>
             <w:r>
+              <w:lastRenderedPageBreak/>
               <w:t>“Start</w:t>
             </w:r>
             <w:r>
@@ -2006,6 +2115,18 @@
             </w:r>
             <w:r>
               <w:t xml:space="preserve"> their second bar”</w:t>
+            </w:r>
+          </w:p>
+          <w:p>
+            <w:pPr>
+              <w:pStyle w:val="TableParagraph"/>
+              <w:ind w:left="119"/>
+            </w:pPr>
+            <w:r>
+              <w:rPr>
+                <w:color w:val="FF6699"/>
+              </w:rPr>
+              <w:t>Grammatically shouldn't it be 'start their second bar', since it is multiple instruments?</w:t>
             </w:r>
           </w:p>
         </w:tc>
@@ -2026,6 +2147,13 @@
               <w:pStyle w:val="TableParagraph"/>
               <w:ind w:left="119"/>
             </w:pPr>
+            <w:r>
+              <w:rPr>
+                <w:rFonts w:ascii="Segoe UI Symbol" w:hAnsi="Segoe UI Symbol" w:cs="Segoe UI Symbol"/>
+              </w:rPr>
+              <w:lastRenderedPageBreak/>
+              <w:t>✓</w:t>
+            </w:r>
           </w:p>
         </w:tc>
         <w:tc>
@@ -2126,6 +2254,12 @@
               <w:pStyle w:val="TableParagraph"/>
               <w:ind w:left="119"/>
             </w:pPr>
+            <w:r>
+              <w:rPr>
+                <w:rFonts w:ascii="Segoe UI Symbol" w:hAnsi="Segoe UI Symbol" w:cs="Segoe UI Symbol"/>
+              </w:rPr>
+              <w:t>✓</w:t>
+            </w:r>
           </w:p>
         </w:tc>
         <w:tc>
@@ -2226,6 +2360,12 @@
               <w:pStyle w:val="TableParagraph"/>
               <w:ind w:left="119"/>
             </w:pPr>
+            <w:r>
+              <w:rPr>
+                <w:rFonts w:ascii="Segoe UI Symbol" w:hAnsi="Segoe UI Symbol" w:cs="Segoe UI Symbol"/>
+              </w:rPr>
+              <w:t>✓</w:t>
+            </w:r>
           </w:p>
         </w:tc>
         <w:tc>
@@ -2326,6 +2466,12 @@
               <w:pStyle w:val="TableParagraph"/>
               <w:ind w:left="119"/>
             </w:pPr>
+            <w:r>
+              <w:rPr>
+                <w:rFonts w:ascii="Segoe UI Symbol" w:hAnsi="Segoe UI Symbol" w:cs="Segoe UI Symbol"/>
+              </w:rPr>
+              <w:t>✓</w:t>
+            </w:r>
           </w:p>
         </w:tc>
         <w:tc>
@@ -2426,6 +2572,12 @@
               <w:pStyle w:val="TableParagraph"/>
               <w:ind w:left="119"/>
             </w:pPr>
+            <w:r>
+              <w:rPr>
+                <w:rFonts w:ascii="Segoe UI Symbol" w:hAnsi="Segoe UI Symbol" w:cs="Segoe UI Symbol"/>
+              </w:rPr>
+              <w:t>✓</w:t>
+            </w:r>
           </w:p>
         </w:tc>
         <w:tc>
@@ -2505,13 +2657,7 @@
               <w:ind w:left="119"/>
             </w:pPr>
             <w:r>
-              <w:t>Let’s not use dotted crotchet</w:t>
-            </w:r>
-            <w:r>
-              <w:t xml:space="preserve"> rests</w:t>
-            </w:r>
-            <w:r>
-              <w:t>, as it is being treated as duple time instead of triple</w:t>
+              <w:t>Let’s not use dotted crotchet rests, as it is being treated as duple time instead of triple</w:t>
             </w:r>
           </w:p>
         </w:tc>
@@ -2532,6 +2678,12 @@
               <w:pStyle w:val="TableParagraph"/>
               <w:ind w:left="119"/>
             </w:pPr>
+            <w:r>
+              <w:rPr>
+                <w:rFonts w:ascii="Segoe UI Symbol" w:hAnsi="Segoe UI Symbol" w:cs="Segoe UI Symbol"/>
+              </w:rPr>
+              <w:t>✓</w:t>
+            </w:r>
           </w:p>
         </w:tc>
         <w:tc>
@@ -2641,6 +2793,12 @@
               <w:pStyle w:val="TableParagraph"/>
               <w:ind w:left="119"/>
             </w:pPr>
+            <w:r>
+              <w:rPr>
+                <w:rFonts w:ascii="Segoe UI Symbol" w:hAnsi="Segoe UI Symbol" w:cs="Segoe UI Symbol"/>
+              </w:rPr>
+              <w:t>✓</w:t>
+            </w:r>
           </w:p>
         </w:tc>
         <w:tc>
@@ -2750,6 +2908,12 @@
               <w:pStyle w:val="TableParagraph"/>
               <w:ind w:left="119"/>
             </w:pPr>
+            <w:r>
+              <w:rPr>
+                <w:rFonts w:ascii="Segoe UI Symbol" w:hAnsi="Segoe UI Symbol" w:cs="Segoe UI Symbol"/>
+              </w:rPr>
+              <w:t>✓</w:t>
+            </w:r>
           </w:p>
         </w:tc>
         <w:tc>
@@ -2829,16 +2993,7 @@
               <w:ind w:left="119"/>
             </w:pPr>
             <w:r>
-              <w:t xml:space="preserve">Please don’t use dotted </w:t>
-            </w:r>
-            <w:r>
-              <w:t>crotchet</w:t>
-            </w:r>
-            <w:r>
-              <w:t>/minim</w:t>
-            </w:r>
-            <w:r>
-              <w:t xml:space="preserve"> rest in 4/4</w:t>
+              <w:t>Please don’t use dotted crotchet/minim rest in 4/4</w:t>
             </w:r>
           </w:p>
         </w:tc>
@@ -2859,6 +3014,12 @@
               <w:pStyle w:val="TableParagraph"/>
               <w:ind w:left="119"/>
             </w:pPr>
+            <w:r>
+              <w:rPr>
+                <w:rFonts w:ascii="Segoe UI Symbol" w:hAnsi="Segoe UI Symbol" w:cs="Segoe UI Symbol"/>
+              </w:rPr>
+              <w:t>✓</w:t>
+            </w:r>
           </w:p>
         </w:tc>
         <w:tc>
@@ -2959,6 +3120,12 @@
               <w:pStyle w:val="TableParagraph"/>
               <w:ind w:left="119"/>
             </w:pPr>
+            <w:r>
+              <w:rPr>
+                <w:rFonts w:ascii="Segoe UI Symbol" w:hAnsi="Segoe UI Symbol" w:cs="Segoe UI Symbol"/>
+              </w:rPr>
+              <w:t>✓</w:t>
+            </w:r>
           </w:p>
         </w:tc>
         <w:tc>
@@ -3069,6 +3236,12 @@
               <w:pStyle w:val="TableParagraph"/>
               <w:ind w:left="119"/>
             </w:pPr>
+            <w:r>
+              <w:rPr>
+                <w:rFonts w:ascii="Segoe UI Symbol" w:hAnsi="Segoe UI Symbol" w:cs="Segoe UI Symbol"/>
+              </w:rPr>
+              <w:t>✓</w:t>
+            </w:r>
           </w:p>
         </w:tc>
         <w:tc>
@@ -3143,6 +3316,18 @@
             </w:pPr>
             <w:r>
               <w:t>Is there a reason for bar numbers to be at the bottom instead of every system?</w:t>
+            </w:r>
+          </w:p>
+          <w:p>
+            <w:pPr>
+              <w:pStyle w:val="TableParagraph"/>
+              <w:ind w:left="119"/>
+            </w:pPr>
+            <w:r>
+              <w:rPr>
+                <w:color w:val="FF6699"/>
+              </w:rPr>
+              <w:t xml:space="preserve">Given that he has special bar numbers like C1 etc. thought it would be better to continue with bar numbers below. </w:t>
             </w:r>
           </w:p>
         </w:tc>
@@ -3163,6 +3348,12 @@
               <w:pStyle w:val="TableParagraph"/>
               <w:ind w:left="119"/>
             </w:pPr>
+            <w:r>
+              <w:rPr>
+                <w:rFonts w:ascii="Segoe UI Symbol" w:hAnsi="Segoe UI Symbol" w:cs="Segoe UI Symbol"/>
+              </w:rPr>
+              <w:t>✓</w:t>
+            </w:r>
           </w:p>
         </w:tc>
         <w:tc>
@@ -3245,6 +3436,43 @@
             <w:proofErr w:type="spellEnd"/>
             <w:r>
               <w:t>?</w:t>
+            </w:r>
+          </w:p>
+          <w:p>
+            <w:pPr>
+              <w:pStyle w:val="TableParagraph"/>
+              <w:ind w:left="119"/>
+              <w:rPr>
+                <w:color w:val="FC6699"/>
+              </w:rPr>
+            </w:pPr>
+            <w:proofErr w:type="gramStart"/>
+            <w:r>
+              <w:rPr>
+                <w:color w:val="FC6699"/>
+              </w:rPr>
+              <w:t>Generally</w:t>
+            </w:r>
+            <w:proofErr w:type="gramEnd"/>
+            <w:r>
+              <w:rPr>
+                <w:color w:val="FC6699"/>
+              </w:rPr>
+              <w:t xml:space="preserve"> shouldn't cross </w:t>
+            </w:r>
+            <w:proofErr w:type="spellStart"/>
+            <w:r>
+              <w:rPr>
+                <w:color w:val="FC6699"/>
+              </w:rPr>
+              <w:t>barlines</w:t>
+            </w:r>
+            <w:proofErr w:type="spellEnd"/>
+            <w:r>
+              <w:rPr>
+                <w:color w:val="FC6699"/>
+              </w:rPr>
+              <w:t xml:space="preserve"> if the next dynamic is on the 1st beat. We have resolved.</w:t>
             </w:r>
           </w:p>
         </w:tc>
@@ -3265,6 +3493,12 @@
               <w:pStyle w:val="TableParagraph"/>
               <w:ind w:left="119"/>
             </w:pPr>
+            <w:r>
+              <w:rPr>
+                <w:rFonts w:ascii="Segoe UI Symbol" w:hAnsi="Segoe UI Symbol" w:cs="Segoe UI Symbol"/>
+              </w:rPr>
+              <w:t>✓</w:t>
+            </w:r>
           </w:p>
         </w:tc>
         <w:tc>
@@ -3338,15 +3572,30 @@
               <w:ind w:left="119"/>
             </w:pPr>
             <w:r>
-              <w:t xml:space="preserve">Some </w:t>
-            </w:r>
-            <w:r>
-              <w:t xml:space="preserve">instructional </w:t>
-            </w:r>
-            <w:bookmarkStart w:id="0" w:name="_GoBack"/>
-            <w:bookmarkEnd w:id="0"/>
-            <w:r>
-              <w:t>text are bilingual, some not</w:t>
+              <w:t xml:space="preserve">Some instructional </w:t>
+            </w:r>
+            <w:proofErr w:type="gramStart"/>
+            <w:r>
+              <w:t>text</w:t>
+            </w:r>
+            <w:proofErr w:type="gramEnd"/>
+            <w:r>
+              <w:t xml:space="preserve"> are bilingual, some not</w:t>
+            </w:r>
+            <w:r>
+              <w:t>.</w:t>
+            </w:r>
+          </w:p>
+          <w:p>
+            <w:pPr>
+              <w:pStyle w:val="TableParagraph"/>
+              <w:ind w:left="119"/>
+            </w:pPr>
+            <w:r>
+              <w:rPr>
+                <w:color w:val="FC6699"/>
+              </w:rPr>
+              <w:t>We left instructional text as demarcated by the composer.</w:t>
             </w:r>
           </w:p>
         </w:tc>
@@ -3380,7 +3629,7 @@
 </file>
 
 <file path=word/endnotes.xml><?xml version="1.0" encoding="utf-8"?>
-<w:endnotes xmlns:wpc="http://schemas.microsoft.com/office/word/2010/wordprocessingCanvas" xmlns:cx="http://schemas.microsoft.com/office/drawing/2014/chartex" xmlns:cx1="http://schemas.microsoft.com/office/drawing/2015/9/8/chartex" xmlns:cx2="http://schemas.microsoft.com/office/drawing/2015/10/21/chartex" xmlns:cx3="http://schemas.microsoft.com/office/drawing/2016/5/9/chartex" xmlns:cx4="http://schemas.microsoft.com/office/drawing/2016/5/10/chartex" xmlns:cx5="http://schemas.microsoft.com/office/drawing/2016/5/11/chartex" xmlns:cx6="http://schemas.microsoft.com/office/drawing/2016/5/12/chartex" xmlns:cx7="http://schemas.microsoft.com/office/drawing/2016/5/13/chartex" xmlns:cx8="http://schemas.microsoft.com/office/drawing/2016/5/14/chartex" xmlns:mc="http://schemas.openxmlformats.org/markup-compatibility/2006" xmlns:aink="http://schemas.microsoft.com/office/drawing/2016/ink" xmlns:am3d="http://schemas.microsoft.com/office/drawing/2017/model3d" xmlns:o="urn:schemas-microsoft-com:office:office" xmlns:r="http://schemas.openxmlformats.org/officeDocument/2006/relationships" xmlns:m="http://schemas.openxmlformats.org/officeDocument/2006/math" xmlns:v="urn:schemas-microsoft-com:vml" xmlns:wp14="http://schemas.microsoft.com/office/word/2010/wordprocessingDrawing" xmlns:wp="http://schemas.openxmlformats.org/drawingml/2006/wordprocessingDrawing" xmlns:w10="urn:schemas-microsoft-com:office:word" xmlns:w="http://schemas.openxmlformats.org/wordprocessingml/2006/main" xmlns:w14="http://schemas.microsoft.com/office/word/2010/wordml" xmlns:w15="http://schemas.microsoft.com/office/word/2012/wordml" xmlns:w16cid="http://schemas.microsoft.com/office/word/2016/wordml/cid" xmlns:w16se="http://schemas.microsoft.com/office/word/2015/wordml/symex" xmlns:wpg="http://schemas.microsoft.com/office/word/2010/wordprocessingGroup" xmlns:wpi="http://schemas.microsoft.com/office/word/2010/wordprocessingInk" xmlns:wne="http://schemas.microsoft.com/office/word/2006/wordml" xmlns:wps="http://schemas.microsoft.com/office/word/2010/wordprocessingShape" mc:Ignorable="w14 w15 w16se w16cid wp14">
+<w:endnotes xmlns:wpc="http://schemas.microsoft.com/office/word/2010/wordprocessingCanvas" xmlns:cx="http://schemas.microsoft.com/office/drawing/2014/chartex" xmlns:cx1="http://schemas.microsoft.com/office/drawing/2015/9/8/chartex" xmlns:cx2="http://schemas.microsoft.com/office/drawing/2015/10/21/chartex" xmlns:cx3="http://schemas.microsoft.com/office/drawing/2016/5/9/chartex" xmlns:cx4="http://schemas.microsoft.com/office/drawing/2016/5/10/chartex" xmlns:cx5="http://schemas.microsoft.com/office/drawing/2016/5/11/chartex" xmlns:cx6="http://schemas.microsoft.com/office/drawing/2016/5/12/chartex" xmlns:cx7="http://schemas.microsoft.com/office/drawing/2016/5/13/chartex" xmlns:cx8="http://schemas.microsoft.com/office/drawing/2016/5/14/chartex" xmlns:mc="http://schemas.openxmlformats.org/markup-compatibility/2006" xmlns:aink="http://schemas.microsoft.com/office/drawing/2016/ink" xmlns:am3d="http://schemas.microsoft.com/office/drawing/2017/model3d" xmlns:o="urn:schemas-microsoft-com:office:office" xmlns:oel="http://schemas.microsoft.com/office/2019/extlst" xmlns:r="http://schemas.openxmlformats.org/officeDocument/2006/relationships" xmlns:m="http://schemas.openxmlformats.org/officeDocument/2006/math" xmlns:v="urn:schemas-microsoft-com:vml" xmlns:wp14="http://schemas.microsoft.com/office/word/2010/wordprocessingDrawing" xmlns:wp="http://schemas.openxmlformats.org/drawingml/2006/wordprocessingDrawing" xmlns:w10="urn:schemas-microsoft-com:office:word" xmlns:w="http://schemas.openxmlformats.org/wordprocessingml/2006/main" xmlns:w14="http://schemas.microsoft.com/office/word/2010/wordml" xmlns:w15="http://schemas.microsoft.com/office/word/2012/wordml" xmlns:w16cex="http://schemas.microsoft.com/office/word/2018/wordml/cex" xmlns:w16cid="http://schemas.microsoft.com/office/word/2016/wordml/cid" xmlns:w16="http://schemas.microsoft.com/office/word/2018/wordml" xmlns:w16du="http://schemas.microsoft.com/office/word/2023/wordml/word16du" xmlns:w16sdtdh="http://schemas.microsoft.com/office/word/2020/wordml/sdtdatahash" xmlns:w16se="http://schemas.microsoft.com/office/word/2015/wordml/symex" xmlns:wpg="http://schemas.microsoft.com/office/word/2010/wordprocessingGroup" xmlns:wpi="http://schemas.microsoft.com/office/word/2010/wordprocessingInk" xmlns:wne="http://schemas.microsoft.com/office/word/2006/wordml" xmlns:wps="http://schemas.microsoft.com/office/word/2010/wordprocessingShape" mc:Ignorable="w14 w15 w16se w16cid w16 w16cex w16sdtdh w16du wp14">
   <w:endnote w:type="separator" w:id="-1">
     <w:p>
       <w:r>
@@ -3399,7 +3648,7 @@
 </file>
 
 <file path=word/footer1.xml><?xml version="1.0" encoding="utf-8"?>
-<w:ftr xmlns:wpc="http://schemas.microsoft.com/office/word/2010/wordprocessingCanvas" xmlns:cx="http://schemas.microsoft.com/office/drawing/2014/chartex" xmlns:cx1="http://schemas.microsoft.com/office/drawing/2015/9/8/chartex" xmlns:cx2="http://schemas.microsoft.com/office/drawing/2015/10/21/chartex" xmlns:cx3="http://schemas.microsoft.com/office/drawing/2016/5/9/chartex" xmlns:cx4="http://schemas.microsoft.com/office/drawing/2016/5/10/chartex" xmlns:cx5="http://schemas.microsoft.com/office/drawing/2016/5/11/chartex" xmlns:cx6="http://schemas.microsoft.com/office/drawing/2016/5/12/chartex" xmlns:cx7="http://schemas.microsoft.com/office/drawing/2016/5/13/chartex" xmlns:cx8="http://schemas.microsoft.com/office/drawing/2016/5/14/chartex" xmlns:mc="http://schemas.openxmlformats.org/markup-compatibility/2006" xmlns:aink="http://schemas.microsoft.com/office/drawing/2016/ink" xmlns:am3d="http://schemas.microsoft.com/office/drawing/2017/model3d" xmlns:o="urn:schemas-microsoft-com:office:office" xmlns:r="http://schemas.openxmlformats.org/officeDocument/2006/relationships" xmlns:m="http://schemas.openxmlformats.org/officeDocument/2006/math" xmlns:v="urn:schemas-microsoft-com:vml" xmlns:wp14="http://schemas.microsoft.com/office/word/2010/wordprocessingDrawing" xmlns:wp="http://schemas.openxmlformats.org/drawingml/2006/wordprocessingDrawing" xmlns:w10="urn:schemas-microsoft-com:office:word" xmlns:w="http://schemas.openxmlformats.org/wordprocessingml/2006/main" xmlns:w14="http://schemas.microsoft.com/office/word/2010/wordml" xmlns:w15="http://schemas.microsoft.com/office/word/2012/wordml" xmlns:w16cid="http://schemas.microsoft.com/office/word/2016/wordml/cid" xmlns:w16se="http://schemas.microsoft.com/office/word/2015/wordml/symex" xmlns:wpg="http://schemas.microsoft.com/office/word/2010/wordprocessingGroup" xmlns:wpi="http://schemas.microsoft.com/office/word/2010/wordprocessingInk" xmlns:wne="http://schemas.microsoft.com/office/word/2006/wordml" xmlns:wps="http://schemas.microsoft.com/office/word/2010/wordprocessingShape" mc:Ignorable="w14 w15 w16se w16cid wp14">
+<w:ftr xmlns:wpc="http://schemas.microsoft.com/office/word/2010/wordprocessingCanvas" xmlns:cx="http://schemas.microsoft.com/office/drawing/2014/chartex" xmlns:cx1="http://schemas.microsoft.com/office/drawing/2015/9/8/chartex" xmlns:cx2="http://schemas.microsoft.com/office/drawing/2015/10/21/chartex" xmlns:cx3="http://schemas.microsoft.com/office/drawing/2016/5/9/chartex" xmlns:cx4="http://schemas.microsoft.com/office/drawing/2016/5/10/chartex" xmlns:cx5="http://schemas.microsoft.com/office/drawing/2016/5/11/chartex" xmlns:cx6="http://schemas.microsoft.com/office/drawing/2016/5/12/chartex" xmlns:cx7="http://schemas.microsoft.com/office/drawing/2016/5/13/chartex" xmlns:cx8="http://schemas.microsoft.com/office/drawing/2016/5/14/chartex" xmlns:mc="http://schemas.openxmlformats.org/markup-compatibility/2006" xmlns:aink="http://schemas.microsoft.com/office/drawing/2016/ink" xmlns:am3d="http://schemas.microsoft.com/office/drawing/2017/model3d" xmlns:o="urn:schemas-microsoft-com:office:office" xmlns:oel="http://schemas.microsoft.com/office/2019/extlst" xmlns:r="http://schemas.openxmlformats.org/officeDocument/2006/relationships" xmlns:m="http://schemas.openxmlformats.org/officeDocument/2006/math" xmlns:v="urn:schemas-microsoft-com:vml" xmlns:wp14="http://schemas.microsoft.com/office/word/2010/wordprocessingDrawing" xmlns:wp="http://schemas.openxmlformats.org/drawingml/2006/wordprocessingDrawing" xmlns:w10="urn:schemas-microsoft-com:office:word" xmlns:w="http://schemas.openxmlformats.org/wordprocessingml/2006/main" xmlns:w14="http://schemas.microsoft.com/office/word/2010/wordml" xmlns:w15="http://schemas.microsoft.com/office/word/2012/wordml" xmlns:w16cex="http://schemas.microsoft.com/office/word/2018/wordml/cex" xmlns:w16cid="http://schemas.microsoft.com/office/word/2016/wordml/cid" xmlns:w16="http://schemas.microsoft.com/office/word/2018/wordml" xmlns:w16du="http://schemas.microsoft.com/office/word/2023/wordml/word16du" xmlns:w16sdtdh="http://schemas.microsoft.com/office/word/2020/wordml/sdtdatahash" xmlns:w16se="http://schemas.microsoft.com/office/word/2015/wordml/symex" xmlns:wpg="http://schemas.microsoft.com/office/word/2010/wordprocessingGroup" xmlns:wpi="http://schemas.microsoft.com/office/word/2010/wordprocessingInk" xmlns:wne="http://schemas.microsoft.com/office/word/2006/wordml" xmlns:wps="http://schemas.microsoft.com/office/word/2010/wordprocessingShape" mc:Ignorable="w14 w15 w16se w16cid w16 w16cex w16sdtdh w16du wp14">
   <w:p>
     <w:pPr>
       <w:tabs>
@@ -3582,7 +3831,7 @@
 </file>
 
 <file path=word/footnotes.xml><?xml version="1.0" encoding="utf-8"?>
-<w:footnotes xmlns:wpc="http://schemas.microsoft.com/office/word/2010/wordprocessingCanvas" xmlns:cx="http://schemas.microsoft.com/office/drawing/2014/chartex" xmlns:cx1="http://schemas.microsoft.com/office/drawing/2015/9/8/chartex" xmlns:cx2="http://schemas.microsoft.com/office/drawing/2015/10/21/chartex" xmlns:cx3="http://schemas.microsoft.com/office/drawing/2016/5/9/chartex" xmlns:cx4="http://schemas.microsoft.com/office/drawing/2016/5/10/chartex" xmlns:cx5="http://schemas.microsoft.com/office/drawing/2016/5/11/chartex" xmlns:cx6="http://schemas.microsoft.com/office/drawing/2016/5/12/chartex" xmlns:cx7="http://schemas.microsoft.com/office/drawing/2016/5/13/chartex" xmlns:cx8="http://schemas.microsoft.com/office/drawing/2016/5/14/chartex" xmlns:mc="http://schemas.openxmlformats.org/markup-compatibility/2006" xmlns:aink="http://schemas.microsoft.com/office/drawing/2016/ink" xmlns:am3d="http://schemas.microsoft.com/office/drawing/2017/model3d" xmlns:o="urn:schemas-microsoft-com:office:office" xmlns:r="http://schemas.openxmlformats.org/officeDocument/2006/relationships" xmlns:m="http://schemas.openxmlformats.org/officeDocument/2006/math" xmlns:v="urn:schemas-microsoft-com:vml" xmlns:wp14="http://schemas.microsoft.com/office/word/2010/wordprocessingDrawing" xmlns:wp="http://schemas.openxmlformats.org/drawingml/2006/wordprocessingDrawing" xmlns:w10="urn:schemas-microsoft-com:office:word" xmlns:w="http://schemas.openxmlformats.org/wordprocessingml/2006/main" xmlns:w14="http://schemas.microsoft.com/office/word/2010/wordml" xmlns:w15="http://schemas.microsoft.com/office/word/2012/wordml" xmlns:w16cid="http://schemas.microsoft.com/office/word/2016/wordml/cid" xmlns:w16se="http://schemas.microsoft.com/office/word/2015/wordml/symex" xmlns:wpg="http://schemas.microsoft.com/office/word/2010/wordprocessingGroup" xmlns:wpi="http://schemas.microsoft.com/office/word/2010/wordprocessingInk" xmlns:wne="http://schemas.microsoft.com/office/word/2006/wordml" xmlns:wps="http://schemas.microsoft.com/office/word/2010/wordprocessingShape" mc:Ignorable="w14 w15 w16se w16cid wp14">
+<w:footnotes xmlns:wpc="http://schemas.microsoft.com/office/word/2010/wordprocessingCanvas" xmlns:cx="http://schemas.microsoft.com/office/drawing/2014/chartex" xmlns:cx1="http://schemas.microsoft.com/office/drawing/2015/9/8/chartex" xmlns:cx2="http://schemas.microsoft.com/office/drawing/2015/10/21/chartex" xmlns:cx3="http://schemas.microsoft.com/office/drawing/2016/5/9/chartex" xmlns:cx4="http://schemas.microsoft.com/office/drawing/2016/5/10/chartex" xmlns:cx5="http://schemas.microsoft.com/office/drawing/2016/5/11/chartex" xmlns:cx6="http://schemas.microsoft.com/office/drawing/2016/5/12/chartex" xmlns:cx7="http://schemas.microsoft.com/office/drawing/2016/5/13/chartex" xmlns:cx8="http://schemas.microsoft.com/office/drawing/2016/5/14/chartex" xmlns:mc="http://schemas.openxmlformats.org/markup-compatibility/2006" xmlns:aink="http://schemas.microsoft.com/office/drawing/2016/ink" xmlns:am3d="http://schemas.microsoft.com/office/drawing/2017/model3d" xmlns:o="urn:schemas-microsoft-com:office:office" xmlns:oel="http://schemas.microsoft.com/office/2019/extlst" xmlns:r="http://schemas.openxmlformats.org/officeDocument/2006/relationships" xmlns:m="http://schemas.openxmlformats.org/officeDocument/2006/math" xmlns:v="urn:schemas-microsoft-com:vml" xmlns:wp14="http://schemas.microsoft.com/office/word/2010/wordprocessingDrawing" xmlns:wp="http://schemas.openxmlformats.org/drawingml/2006/wordprocessingDrawing" xmlns:w10="urn:schemas-microsoft-com:office:word" xmlns:w="http://schemas.openxmlformats.org/wordprocessingml/2006/main" xmlns:w14="http://schemas.microsoft.com/office/word/2010/wordml" xmlns:w15="http://schemas.microsoft.com/office/word/2012/wordml" xmlns:w16cex="http://schemas.microsoft.com/office/word/2018/wordml/cex" xmlns:w16cid="http://schemas.microsoft.com/office/word/2016/wordml/cid" xmlns:w16="http://schemas.microsoft.com/office/word/2018/wordml" xmlns:w16du="http://schemas.microsoft.com/office/word/2023/wordml/word16du" xmlns:w16sdtdh="http://schemas.microsoft.com/office/word/2020/wordml/sdtdatahash" xmlns:w16se="http://schemas.microsoft.com/office/word/2015/wordml/symex" xmlns:wpg="http://schemas.microsoft.com/office/word/2010/wordprocessingGroup" xmlns:wpi="http://schemas.microsoft.com/office/word/2010/wordprocessingInk" xmlns:wne="http://schemas.microsoft.com/office/word/2006/wordml" xmlns:wps="http://schemas.microsoft.com/office/word/2010/wordprocessingShape" mc:Ignorable="w14 w15 w16se w16cid w16 w16cex w16sdtdh w16du wp14">
   <w:footnote w:type="separator" w:id="-1">
     <w:p>
       <w:r>
@@ -3601,7 +3850,7 @@
 </file>
 
 <file path=word/header1.xml><?xml version="1.0" encoding="utf-8"?>
-<w:hdr xmlns:wpc="http://schemas.microsoft.com/office/word/2010/wordprocessingCanvas" xmlns:cx="http://schemas.microsoft.com/office/drawing/2014/chartex" xmlns:cx1="http://schemas.microsoft.com/office/drawing/2015/9/8/chartex" xmlns:cx2="http://schemas.microsoft.com/office/drawing/2015/10/21/chartex" xmlns:cx3="http://schemas.microsoft.com/office/drawing/2016/5/9/chartex" xmlns:cx4="http://schemas.microsoft.com/office/drawing/2016/5/10/chartex" xmlns:cx5="http://schemas.microsoft.com/office/drawing/2016/5/11/chartex" xmlns:cx6="http://schemas.microsoft.com/office/drawing/2016/5/12/chartex" xmlns:cx7="http://schemas.microsoft.com/office/drawing/2016/5/13/chartex" xmlns:cx8="http://schemas.microsoft.com/office/drawing/2016/5/14/chartex" xmlns:mc="http://schemas.openxmlformats.org/markup-compatibility/2006" xmlns:aink="http://schemas.microsoft.com/office/drawing/2016/ink" xmlns:am3d="http://schemas.microsoft.com/office/drawing/2017/model3d" xmlns:o="urn:schemas-microsoft-com:office:office" xmlns:r="http://schemas.openxmlformats.org/officeDocument/2006/relationships" xmlns:m="http://schemas.openxmlformats.org/officeDocument/2006/math" xmlns:v="urn:schemas-microsoft-com:vml" xmlns:wp14="http://schemas.microsoft.com/office/word/2010/wordprocessingDrawing" xmlns:wp="http://schemas.openxmlformats.org/drawingml/2006/wordprocessingDrawing" xmlns:w10="urn:schemas-microsoft-com:office:word" xmlns:w="http://schemas.openxmlformats.org/wordprocessingml/2006/main" xmlns:w14="http://schemas.microsoft.com/office/word/2010/wordml" xmlns:w15="http://schemas.microsoft.com/office/word/2012/wordml" xmlns:w16cid="http://schemas.microsoft.com/office/word/2016/wordml/cid" xmlns:w16se="http://schemas.microsoft.com/office/word/2015/wordml/symex" xmlns:wpg="http://schemas.microsoft.com/office/word/2010/wordprocessingGroup" xmlns:wpi="http://schemas.microsoft.com/office/word/2010/wordprocessingInk" xmlns:wne="http://schemas.microsoft.com/office/word/2006/wordml" xmlns:wps="http://schemas.microsoft.com/office/word/2010/wordprocessingShape" mc:Ignorable="w14 w15 w16se w16cid wp14">
+<w:hdr xmlns:wpc="http://schemas.microsoft.com/office/word/2010/wordprocessingCanvas" xmlns:cx="http://schemas.microsoft.com/office/drawing/2014/chartex" xmlns:cx1="http://schemas.microsoft.com/office/drawing/2015/9/8/chartex" xmlns:cx2="http://schemas.microsoft.com/office/drawing/2015/10/21/chartex" xmlns:cx3="http://schemas.microsoft.com/office/drawing/2016/5/9/chartex" xmlns:cx4="http://schemas.microsoft.com/office/drawing/2016/5/10/chartex" xmlns:cx5="http://schemas.microsoft.com/office/drawing/2016/5/11/chartex" xmlns:cx6="http://schemas.microsoft.com/office/drawing/2016/5/12/chartex" xmlns:cx7="http://schemas.microsoft.com/office/drawing/2016/5/13/chartex" xmlns:cx8="http://schemas.microsoft.com/office/drawing/2016/5/14/chartex" xmlns:mc="http://schemas.openxmlformats.org/markup-compatibility/2006" xmlns:aink="http://schemas.microsoft.com/office/drawing/2016/ink" xmlns:am3d="http://schemas.microsoft.com/office/drawing/2017/model3d" xmlns:o="urn:schemas-microsoft-com:office:office" xmlns:oel="http://schemas.microsoft.com/office/2019/extlst" xmlns:r="http://schemas.openxmlformats.org/officeDocument/2006/relationships" xmlns:m="http://schemas.openxmlformats.org/officeDocument/2006/math" xmlns:v="urn:schemas-microsoft-com:vml" xmlns:wp14="http://schemas.microsoft.com/office/word/2010/wordprocessingDrawing" xmlns:wp="http://schemas.openxmlformats.org/drawingml/2006/wordprocessingDrawing" xmlns:w10="urn:schemas-microsoft-com:office:word" xmlns:w="http://schemas.openxmlformats.org/wordprocessingml/2006/main" xmlns:w14="http://schemas.microsoft.com/office/word/2010/wordml" xmlns:w15="http://schemas.microsoft.com/office/word/2012/wordml" xmlns:w16cex="http://schemas.microsoft.com/office/word/2018/wordml/cex" xmlns:w16cid="http://schemas.microsoft.com/office/word/2016/wordml/cid" xmlns:w16="http://schemas.microsoft.com/office/word/2018/wordml" xmlns:w16du="http://schemas.microsoft.com/office/word/2023/wordml/word16du" xmlns:w16sdtdh="http://schemas.microsoft.com/office/word/2020/wordml/sdtdatahash" xmlns:w16se="http://schemas.microsoft.com/office/word/2015/wordml/symex" xmlns:wpg="http://schemas.microsoft.com/office/word/2010/wordprocessingGroup" xmlns:wpi="http://schemas.microsoft.com/office/word/2010/wordprocessingInk" xmlns:wne="http://schemas.microsoft.com/office/word/2006/wordml" xmlns:wps="http://schemas.microsoft.com/office/word/2010/wordprocessingShape" mc:Ignorable="w14 w15 w16se w16cid w16 w16cex w16sdtdh w16du wp14">
   <w:p>
     <w:pPr>
       <w:pStyle w:val="Title"/>
@@ -3643,7 +3892,7 @@
 </file>
 
 <file path=word/styles.xml><?xml version="1.0" encoding="utf-8"?>
-<w:styles xmlns:mc="http://schemas.openxmlformats.org/markup-compatibility/2006" xmlns:r="http://schemas.openxmlformats.org/officeDocument/2006/relationships" xmlns:w="http://schemas.openxmlformats.org/wordprocessingml/2006/main" xmlns:w14="http://schemas.microsoft.com/office/word/2010/wordml" xmlns:w15="http://schemas.microsoft.com/office/word/2012/wordml" xmlns:w16cid="http://schemas.microsoft.com/office/word/2016/wordml/cid" xmlns:w16se="http://schemas.microsoft.com/office/word/2015/wordml/symex" mc:Ignorable="w14 w15 w16se w16cid">
+<w:styles xmlns:mc="http://schemas.openxmlformats.org/markup-compatibility/2006" xmlns:r="http://schemas.openxmlformats.org/officeDocument/2006/relationships" xmlns:w="http://schemas.openxmlformats.org/wordprocessingml/2006/main" xmlns:w14="http://schemas.microsoft.com/office/word/2010/wordml" xmlns:w15="http://schemas.microsoft.com/office/word/2012/wordml" xmlns:w16cex="http://schemas.microsoft.com/office/word/2018/wordml/cex" xmlns:w16cid="http://schemas.microsoft.com/office/word/2016/wordml/cid" xmlns:w16="http://schemas.microsoft.com/office/word/2018/wordml" xmlns:w16du="http://schemas.microsoft.com/office/word/2023/wordml/word16du" xmlns:w16sdtdh="http://schemas.microsoft.com/office/word/2020/wordml/sdtdatahash" xmlns:w16se="http://schemas.microsoft.com/office/word/2015/wordml/symex" mc:Ignorable="w14 w15 w16se w16cid w16 w16cex w16sdtdh w16du">
   <w:docDefaults>
     <w:rPrDefault>
       <w:rPr>
@@ -3661,7 +3910,7 @@
       </w:pPr>
     </w:pPrDefault>
   </w:docDefaults>
-  <w:latentStyles w:defLockedState="0" w:defUIPriority="99" w:defSemiHidden="0" w:defUnhideWhenUsed="0" w:defQFormat="0" w:count="375">
+  <w:latentStyles w:defLockedState="0" w:defUIPriority="99" w:defSemiHidden="0" w:defUnhideWhenUsed="0" w:defQFormat="0" w:count="376">
     <w:lsdException w:name="Normal" w:uiPriority="0" w:qFormat="1"/>
     <w:lsdException w:name="heading 1" w:uiPriority="9" w:qFormat="1"/>
     <w:lsdException w:name="heading 2" w:semiHidden="1" w:uiPriority="9" w:unhideWhenUsed="1" w:qFormat="1"/>
@@ -4037,6 +4286,7 @@
     <w:lsdException w:name="Smart Hyperlink" w:semiHidden="1" w:unhideWhenUsed="1"/>
     <w:lsdException w:name="Hashtag" w:semiHidden="1" w:unhideWhenUsed="1"/>
     <w:lsdException w:name="Unresolved Mention" w:semiHidden="1" w:unhideWhenUsed="1"/>
+    <w:lsdException w:name="Smart Link" w:semiHidden="1" w:unhideWhenUsed="1"/>
   </w:latentStyles>
   <w:style w:type="paragraph" w:default="1" w:styleId="Normal">
     <w:name w:val="Normal"/>
@@ -4048,7 +4298,6 @@
   <w:style w:type="character" w:default="1" w:styleId="DefaultParagraphFont">
     <w:name w:val="Default Paragraph Font"/>
     <w:uiPriority w:val="1"/>
-    <w:semiHidden/>
     <w:unhideWhenUsed/>
   </w:style>
   <w:style w:type="table" w:default="1" w:styleId="TableNormal">
